--- a/CS1105_Digital_Electronics_Architecture/Unit4_Computer_Arithmetic/Discussion/Unit4_Discussion_Post.docx
+++ b/CS1105_Digital_Electronics_Architecture/Unit4_Computer_Arithmetic/Discussion/Unit4_Discussion_Post.docx
@@ -139,8 +139,7 @@
     </w:p>
     <w:p>
       <w:pPr>
-        <w:spacing w:line="480" w:lineRule="auto" w:after="0"/>
-        <w:ind w:firstLine="720"/>
+        <w:spacing w:line="480" w:lineRule="auto" w:after="200"/>
       </w:pPr>
       <w:r>
         <w:rPr>
@@ -169,8 +168,7 @@
     </w:p>
     <w:p>
       <w:pPr>
-        <w:spacing w:line="480" w:lineRule="auto" w:after="0"/>
-        <w:ind w:firstLine="720"/>
+        <w:spacing w:line="480" w:lineRule="auto" w:after="200"/>
       </w:pPr>
       <w:r>
         <w:rPr>
@@ -184,8 +182,7 @@
     </w:p>
     <w:p>
       <w:pPr>
-        <w:spacing w:line="480" w:lineRule="auto" w:after="0"/>
-        <w:ind w:firstLine="720"/>
+        <w:spacing w:line="480" w:lineRule="auto" w:after="200"/>
       </w:pPr>
       <w:r>
         <w:rPr>
@@ -214,8 +211,7 @@
     </w:p>
     <w:p>
       <w:pPr>
-        <w:spacing w:line="480" w:lineRule="auto" w:after="0"/>
-        <w:ind w:firstLine="720"/>
+        <w:spacing w:line="480" w:lineRule="auto" w:after="200"/>
       </w:pPr>
       <w:r>
         <w:rPr>
@@ -229,8 +225,7 @@
     </w:p>
     <w:p>
       <w:pPr>
-        <w:spacing w:line="480" w:lineRule="auto" w:after="0"/>
-        <w:ind w:firstLine="720"/>
+        <w:spacing w:line="480" w:lineRule="auto" w:after="200"/>
       </w:pPr>
       <w:r>
         <w:rPr>
@@ -259,8 +254,7 @@
     </w:p>
     <w:p>
       <w:pPr>
-        <w:spacing w:line="480" w:lineRule="auto" w:after="0"/>
-        <w:ind w:firstLine="720"/>
+        <w:spacing w:line="480" w:lineRule="auto" w:after="200"/>
       </w:pPr>
       <w:r>
         <w:rPr>
